--- a/text/part1/01SaddlingENAI.docx
+++ b/text/part1/01SaddlingENAI.docx
@@ -194,20 +194,21 @@
     </w:p>
     <w:p>
       <w:r>
-        <w:t xml:space="preserve">The man, as I already knew, was called Augusto. He was a fourth-rank AMO agent and our primary contact for coordinating </w:t>
-      </w:r>
-      <w:proofErr w:type="spellStart"/>
-      <w:r>
-        <w:t>pikings</w:t>
-      </w:r>
-      <w:proofErr w:type="spellEnd"/>
-      <w:r>
-        <w:t xml:space="preserve"> at the Seventh Gate in Variant Two.</w:t>
-      </w:r>
-    </w:p>
-    <w:p>
-      <w:r>
-        <w:t>He was a stocky, middle-aged man whose face, weathered by sun and wind, had taken on a tone not unlike that of his brown leather vest, worn over a coarse canvas shirt. A wide belt and well-worn boots completed the look, the latter tucked into loose trousers of rough, indeterminate fabric. Gray showed clearly in his tangled hair and beard, and the gaze of his deep-set, slightly narrowed eyes was steady and intent.</w:t>
+        <w:t>The man, as I already knew, was called Augusto. He was a fourth-rank AMO agent and our primary contact for coordinating pikings at the Seventh Gate in Variant Two.</w:t>
+      </w:r>
+    </w:p>
+    <w:p>
+      <w:r>
+        <w:t xml:space="preserve">He was a stocky, middle-aged man whose face, weathered by sun and wind, had taken on a tone not unlike that of his brown leather </w:t>
+      </w:r>
+      <w:r>
+        <w:rPr>
+          <w:lang w:val="en-US"/>
+        </w:rPr>
+        <w:t>jacket</w:t>
+      </w:r>
+      <w:r>
+        <w:t>, worn over a coarse canvas shirt. A wide belt and well-worn boots completed the look, the latter tucked into loose trousers of rough, indeterminate fabric. Gray showed clearly in his tangled hair and beard, and the gaze of his deep-set, slightly narrowed eyes was steady and intent.</w:t>
       </w:r>
     </w:p>
     <w:p>
@@ -242,7 +243,7 @@
     </w:p>
     <w:p>
       <w:r>
-        <w:t>Beside Zenon, on the ground, stood a fairly large wooden chest with its lid open—likely just unloaded from the canopy secured to the dragon’s back. Augusto reached inside and handed me a small canvas bag containing, as I knew, two days’ worth of provisions; a large leather water flask; a leather purse with my pay in local gold and silver coin; and a leather sheath from which the hilts of two blades protruded in opposite directions.</w:t>
+        <w:t>Beside Zenon, on the ground, stood a fairly large wooden chest with its lid open—likely just unloaded from the canopy secured to the dragon’s back. Augusto reached inside and handed me a small canvas bag containing, as I knew, two days’ worth of provisions; a large leather water flask; a leather purse with my pay in local coin; and a leather sheath from which the hilts of two blades protruded in opposite directions.</w:t>
       </w:r>
     </w:p>
     <w:p>
@@ -1294,6 +1295,7 @@
   <w:style w:type="character" w:default="1" w:styleId="DefaultParagraphFont">
     <w:name w:val="Default Paragraph Font"/>
     <w:uiPriority w:val="1"/>
+    <w:semiHidden/>
     <w:unhideWhenUsed/>
   </w:style>
   <w:style w:type="table" w:default="1" w:styleId="TableNormal">
